--- a/Mandelbrot_Solution/report.docx
+++ b/Mandelbrot_Solution/report.docx
@@ -31,8 +31,14 @@
     <w:p>
       <w:pPr>
         <w:pStyle w:val="2"/>
+        <w:rPr>
+          <w:color w:val="auto"/>
+        </w:rPr>
       </w:pPr>
       <w:r>
+        <w:rPr>
+          <w:color w:val="auto"/>
+        </w:rPr>
         <w:t>1. Постановка задачи</w:t>
       </w:r>
     </w:p>
@@ -53,14 +59,96 @@
     </w:p>
     <w:p>
       <w:r>
-        <w:t>Справочный материал задаёт итерацию zₙ₊₁ = zₙ² + c, начальное значение z₁ = 0 и условие ограниченности |zₙ| &lt; 2. В вычислительной программе принадлежность проверяется численно за конечное число итераций, поэтому результат является приближением.</w:t>
+        <w:t>Справочный материал задаёт итерацию z</w:t>
+      </w:r>
+      <w:r>
+        <w:rPr>
+          <w:rFonts w:hint="default"/>
+          <w:vertAlign w:val="subscript"/>
+          <w:lang w:val="en-US"/>
+        </w:rPr>
+        <w:t>n+1</w:t>
+      </w:r>
+      <w:r>
+        <w:t xml:space="preserve"> = z</w:t>
+      </w:r>
+      <w:r>
+        <w:rPr>
+          <w:rFonts w:hint="default"/>
+          <w:vertAlign w:val="subscript"/>
+          <w:lang w:val="en-US"/>
+        </w:rPr>
+        <w:t>n</w:t>
+      </w:r>
+      <w:r>
+        <w:rPr>
+          <w:rFonts w:hint="default"/>
+          <w:vertAlign w:val="superscript"/>
+          <w:lang w:val="en-US"/>
+        </w:rPr>
+        <w:t>2</w:t>
+      </w:r>
+      <w:r>
+        <w:t xml:space="preserve"> + c, начальное значение z</w:t>
+      </w:r>
+      <w:r>
+        <w:rPr>
+          <w:rFonts w:hint="default"/>
+          <w:vertAlign w:val="subscript"/>
+          <w:lang w:val="en-US"/>
+        </w:rPr>
+        <w:t>1</w:t>
+      </w:r>
+      <w:r>
+        <w:t xml:space="preserve"> = 0 и условие ограниченности </w:t>
+      </w:r>
+      <w:r>
+        <w:rPr>
+          <w:rFonts w:hint="default"/>
+          <w:lang w:val="en-US"/>
+        </w:rPr>
+        <w:t>|</w:t>
+      </w:r>
+      <w:r>
+        <w:t>z</w:t>
+      </w:r>
+      <w:r>
+        <w:rPr>
+          <w:rFonts w:hint="default"/>
+          <w:vertAlign w:val="subscript"/>
+          <w:lang w:val="en-US"/>
+        </w:rPr>
+        <w:t>n</w:t>
+      </w:r>
+      <w:r>
+        <w:rPr>
+          <w:rFonts w:hint="default"/>
+          <w:vertAlign w:val="baseline"/>
+          <w:lang w:val="en-US"/>
+        </w:rPr>
+        <w:t>|</w:t>
+      </w:r>
+      <w:r>
+        <w:rPr>
+          <w:vertAlign w:val="baseline"/>
+        </w:rPr>
+        <w:t xml:space="preserve"> </w:t>
+      </w:r>
+      <w:r>
+        <w:t>&lt; 2. В вычислительной программе принадлежность проверяется численно за конечное число итераций, поэтому результат является приближением.</w:t>
       </w:r>
     </w:p>
     <w:p>
       <w:pPr>
         <w:pStyle w:val="2"/>
+        <w:rPr>
+          <w:color w:val="auto"/>
+        </w:rPr>
       </w:pPr>
       <w:r>
+        <w:rPr>
+          <w:color w:val="auto"/>
+        </w:rPr>
         <w:t>2. Алгоритм</w:t>
       </w:r>
     </w:p>
@@ -77,7 +165,34 @@
         <w:pStyle w:val="27"/>
       </w:pPr>
       <w:r>
-        <w:t>Для каждого кандидата итеративно вычисляется z² + c с начальным z = 0. Если |z|² достигает 4, точка считается вышедшей за границу и отвергается. Если за 1000 итераций выход не обнаружен, точка принимается.</w:t>
+        <w:t>Для каждого кандидата итеративно вычисляется z</w:t>
+      </w:r>
+      <w:r>
+        <w:rPr>
+          <w:rFonts w:hint="default"/>
+          <w:vertAlign w:val="superscript"/>
+          <w:lang w:val="en-US"/>
+        </w:rPr>
+        <w:t>2</w:t>
+      </w:r>
+      <w:r>
+        <w:t xml:space="preserve"> + c с начальным z = 0. Если |z|</w:t>
+      </w:r>
+      <w:r>
+        <w:rPr>
+          <w:rFonts w:hint="default"/>
+          <w:vertAlign w:val="superscript"/>
+          <w:lang w:val="en-US"/>
+        </w:rPr>
+        <w:t>2</w:t>
+      </w:r>
+      <w:r>
+        <w:t xml:space="preserve"> достигает 4, точка считается вышедшей за границу и отвергается. Ес</w:t>
+      </w:r>
+      <w:bookmarkStart w:id="0" w:name="_GoBack"/>
+      <w:bookmarkEnd w:id="0"/>
+      <w:r>
+        <w:t>ли за 1000 итераций выход не обнаружен, точка принимается.</w:t>
       </w:r>
     </w:p>
     <w:p>
@@ -99,8 +214,14 @@
     <w:p>
       <w:pPr>
         <w:pStyle w:val="2"/>
+        <w:rPr>
+          <w:color w:val="auto"/>
+        </w:rPr>
       </w:pPr>
       <w:r>
+        <w:rPr>
+          <w:color w:val="auto"/>
+        </w:rPr>
         <w:t>3. Параллелизация и корректность</w:t>
       </w:r>
     </w:p>
@@ -117,8 +238,14 @@
     <w:p>
       <w:pPr>
         <w:pStyle w:val="2"/>
+        <w:rPr>
+          <w:color w:val="auto"/>
+        </w:rPr>
       </w:pPr>
       <w:r>
+        <w:rPr>
+          <w:color w:val="auto"/>
+        </w:rPr>
         <w:t>4. timer.h и измерение времени</w:t>
       </w:r>
     </w:p>
@@ -130,8 +257,14 @@
     <w:p>
       <w:pPr>
         <w:pStyle w:val="2"/>
+        <w:rPr>
+          <w:color w:val="auto"/>
+        </w:rPr>
       </w:pPr>
       <w:r>
+        <w:rPr>
+          <w:color w:val="auto"/>
+        </w:rPr>
         <w:t>5. Компиляция и запуск</w:t>
       </w:r>
     </w:p>
@@ -191,8 +324,6 @@
         </w:rPr>
         <w:t>program</w:t>
       </w:r>
-      <w:bookmarkStart w:id="0" w:name="_GoBack"/>
-      <w:bookmarkEnd w:id="0"/>
       <w:r>
         <w:t xml:space="preserve"> </w:t>
       </w:r>
@@ -215,8 +346,14 @@
     <w:p>
       <w:pPr>
         <w:pStyle w:val="2"/>
+        <w:rPr>
+          <w:color w:val="auto"/>
+        </w:rPr>
       </w:pPr>
       <w:r>
+        <w:rPr>
+          <w:color w:val="auto"/>
+        </w:rPr>
         <w:t>6. Аппаратная и программная среда</w:t>
       </w:r>
     </w:p>
@@ -766,8 +903,14 @@
     <w:p>
       <w:pPr>
         <w:pStyle w:val="2"/>
+        <w:rPr>
+          <w:color w:val="auto"/>
+        </w:rPr>
       </w:pPr>
       <w:r>
+        <w:rPr>
+          <w:color w:val="auto"/>
+        </w:rPr>
         <w:t>7. Анализ результатов</w:t>
       </w:r>
     </w:p>
@@ -799,8 +942,14 @@
     <w:p>
       <w:pPr>
         <w:pStyle w:val="2"/>
+        <w:rPr>
+          <w:color w:val="auto"/>
+        </w:rPr>
       </w:pPr>
       <w:r>
+        <w:rPr>
+          <w:color w:val="auto"/>
+        </w:rPr>
         <w:t>8. Ограничения</w:t>
       </w:r>
     </w:p>
@@ -812,9 +961,29 @@
     <w:p>
       <w:pPr>
         <w:pStyle w:val="2"/>
+        <w:rPr>
+          <w:color w:val="auto"/>
+        </w:rPr>
       </w:pPr>
       <w:r>
-        <w:t>Приложение. Состав комплекта</w:t>
+        <w:rPr>
+          <w:color w:val="auto"/>
+        </w:rPr>
+        <w:t>Приложение</w:t>
+      </w:r>
+      <w:r>
+        <w:rPr>
+          <w:rFonts w:hint="default"/>
+          <w:color w:val="auto"/>
+          <w:lang w:val="en-US"/>
+        </w:rPr>
+        <w:t xml:space="preserve">: </w:t>
+      </w:r>
+      <w:r>
+        <w:rPr>
+          <w:color w:val="auto"/>
+        </w:rPr>
+        <w:t>Состав комплекта</w:t>
       </w:r>
     </w:p>
     <w:p>
@@ -1084,7 +1253,7 @@
     <w:lsdException w:qFormat="1" w:uiPriority="99" w:semiHidden="0" w:name="List Bullet"/>
     <w:lsdException w:qFormat="1" w:uiPriority="99" w:semiHidden="0" w:name="List Number"/>
     <w:lsdException w:qFormat="1" w:uiPriority="99" w:semiHidden="0" w:name="List 2"/>
-    <w:lsdException w:uiPriority="99" w:semiHidden="0" w:name="List 3"/>
+    <w:lsdException w:qFormat="1" w:uiPriority="99" w:semiHidden="0" w:name="List 3"/>
     <w:lsdException w:uiPriority="99" w:name="List 4"/>
     <w:lsdException w:uiPriority="99" w:name="List 5"/>
     <w:lsdException w:qFormat="1" w:uiPriority="99" w:semiHidden="0" w:name="List Bullet 2"/>
@@ -1102,7 +1271,7 @@
     <w:lsdException w:qFormat="1" w:uiPriority="99" w:semiHidden="0" w:name="Body Text"/>
     <w:lsdException w:uiPriority="99" w:name="Body Text Indent"/>
     <w:lsdException w:qFormat="1" w:uiPriority="99" w:semiHidden="0" w:name="List Continue"/>
-    <w:lsdException w:uiPriority="99" w:semiHidden="0" w:name="List Continue 2"/>
+    <w:lsdException w:qFormat="1" w:uiPriority="99" w:semiHidden="0" w:name="List Continue 2"/>
     <w:lsdException w:qFormat="1" w:uiPriority="99" w:semiHidden="0" w:name="List Continue 3"/>
     <w:lsdException w:uiPriority="99" w:name="List Continue 4"/>
     <w:lsdException w:uiPriority="99" w:name="List Continue 5"/>
@@ -1185,101 +1354,101 @@
     <w:lsdException w:uiPriority="99" w:name="Table Theme"/>
     <w:lsdException w:qFormat="1" w:unhideWhenUsed="0" w:uiPriority="1" w:semiHidden="0" w:name="No Spacing"/>
     <w:lsdException w:qFormat="1" w:unhideWhenUsed="0" w:uiPriority="60" w:semiHidden="0" w:name="Light Shading"/>
-    <w:lsdException w:unhideWhenUsed="0" w:uiPriority="61" w:semiHidden="0" w:name="Light List"/>
-    <w:lsdException w:unhideWhenUsed="0" w:uiPriority="62" w:semiHidden="0" w:name="Light Grid"/>
-    <w:lsdException w:unhideWhenUsed="0" w:uiPriority="63" w:semiHidden="0" w:name="Medium Shading 1"/>
+    <w:lsdException w:qFormat="1" w:unhideWhenUsed="0" w:uiPriority="61" w:semiHidden="0" w:name="Light List"/>
+    <w:lsdException w:qFormat="1" w:unhideWhenUsed="0" w:uiPriority="62" w:semiHidden="0" w:name="Light Grid"/>
+    <w:lsdException w:qFormat="1" w:unhideWhenUsed="0" w:uiPriority="63" w:semiHidden="0" w:name="Medium Shading 1"/>
     <w:lsdException w:qFormat="1" w:unhideWhenUsed="0" w:uiPriority="64" w:semiHidden="0" w:name="Medium Shading 2"/>
-    <w:lsdException w:unhideWhenUsed="0" w:uiPriority="65" w:semiHidden="0" w:name="Medium List 1"/>
-    <w:lsdException w:unhideWhenUsed="0" w:uiPriority="66" w:semiHidden="0" w:name="Medium List 2"/>
-    <w:lsdException w:unhideWhenUsed="0" w:uiPriority="67" w:semiHidden="0" w:name="Medium Grid 1"/>
-    <w:lsdException w:unhideWhenUsed="0" w:uiPriority="68" w:semiHidden="0" w:name="Medium Grid 2"/>
-    <w:lsdException w:unhideWhenUsed="0" w:uiPriority="69" w:semiHidden="0" w:name="Medium Grid 3"/>
+    <w:lsdException w:qFormat="1" w:unhideWhenUsed="0" w:uiPriority="65" w:semiHidden="0" w:name="Medium List 1"/>
+    <w:lsdException w:qFormat="1" w:unhideWhenUsed="0" w:uiPriority="66" w:semiHidden="0" w:name="Medium List 2"/>
+    <w:lsdException w:qFormat="1" w:unhideWhenUsed="0" w:uiPriority="67" w:semiHidden="0" w:name="Medium Grid 1"/>
+    <w:lsdException w:qFormat="1" w:unhideWhenUsed="0" w:uiPriority="68" w:semiHidden="0" w:name="Medium Grid 2"/>
+    <w:lsdException w:qFormat="1" w:unhideWhenUsed="0" w:uiPriority="69" w:semiHidden="0" w:name="Medium Grid 3"/>
     <w:lsdException w:unhideWhenUsed="0" w:uiPriority="70" w:semiHidden="0" w:name="Dark List"/>
     <w:lsdException w:unhideWhenUsed="0" w:uiPriority="71" w:semiHidden="0" w:name="Colorful Shading"/>
     <w:lsdException w:unhideWhenUsed="0" w:uiPriority="72" w:semiHidden="0" w:name="Colorful List"/>
     <w:lsdException w:unhideWhenUsed="0" w:uiPriority="73" w:semiHidden="0" w:name="Colorful Grid"/>
     <w:lsdException w:qFormat="1" w:unhideWhenUsed="0" w:uiPriority="60" w:semiHidden="0" w:name="Light Shading Accent 1"/>
-    <w:lsdException w:unhideWhenUsed="0" w:uiPriority="61" w:semiHidden="0" w:name="Light List Accent 1"/>
-    <w:lsdException w:unhideWhenUsed="0" w:uiPriority="62" w:semiHidden="0" w:name="Light Grid Accent 1"/>
+    <w:lsdException w:qFormat="1" w:unhideWhenUsed="0" w:uiPriority="61" w:semiHidden="0" w:name="Light List Accent 1"/>
+    <w:lsdException w:qFormat="1" w:unhideWhenUsed="0" w:uiPriority="62" w:semiHidden="0" w:name="Light Grid Accent 1"/>
     <w:lsdException w:qFormat="1" w:unhideWhenUsed="0" w:uiPriority="63" w:semiHidden="0" w:name="Medium Shading 1 Accent 1"/>
     <w:lsdException w:qFormat="1" w:unhideWhenUsed="0" w:uiPriority="64" w:semiHidden="0" w:name="Medium Shading 2 Accent 1"/>
-    <w:lsdException w:unhideWhenUsed="0" w:uiPriority="65" w:semiHidden="0" w:name="Medium List 1 Accent 1"/>
+    <w:lsdException w:qFormat="1" w:unhideWhenUsed="0" w:uiPriority="65" w:semiHidden="0" w:name="Medium List 1 Accent 1"/>
     <w:lsdException w:qFormat="1" w:unhideWhenUsed="0" w:uiPriority="34" w:semiHidden="0" w:name="List Paragraph"/>
     <w:lsdException w:qFormat="1" w:unhideWhenUsed="0" w:uiPriority="29" w:semiHidden="0" w:name="Quote"/>
     <w:lsdException w:qFormat="1" w:unhideWhenUsed="0" w:uiPriority="30" w:semiHidden="0" w:name="Intense Quote"/>
-    <w:lsdException w:unhideWhenUsed="0" w:uiPriority="66" w:semiHidden="0" w:name="Medium List 2 Accent 1"/>
-    <w:lsdException w:unhideWhenUsed="0" w:uiPriority="67" w:semiHidden="0" w:name="Medium Grid 1 Accent 1"/>
-    <w:lsdException w:unhideWhenUsed="0" w:uiPriority="68" w:semiHidden="0" w:name="Medium Grid 2 Accent 1"/>
-    <w:lsdException w:unhideWhenUsed="0" w:uiPriority="69" w:semiHidden="0" w:name="Medium Grid 3 Accent 1"/>
+    <w:lsdException w:qFormat="1" w:unhideWhenUsed="0" w:uiPriority="66" w:semiHidden="0" w:name="Medium List 2 Accent 1"/>
+    <w:lsdException w:qFormat="1" w:unhideWhenUsed="0" w:uiPriority="67" w:semiHidden="0" w:name="Medium Grid 1 Accent 1"/>
+    <w:lsdException w:qFormat="1" w:unhideWhenUsed="0" w:uiPriority="68" w:semiHidden="0" w:name="Medium Grid 2 Accent 1"/>
+    <w:lsdException w:qFormat="1" w:unhideWhenUsed="0" w:uiPriority="69" w:semiHidden="0" w:name="Medium Grid 3 Accent 1"/>
     <w:lsdException w:unhideWhenUsed="0" w:uiPriority="70" w:semiHidden="0" w:name="Dark List Accent 1"/>
     <w:lsdException w:unhideWhenUsed="0" w:uiPriority="71" w:semiHidden="0" w:name="Colorful Shading Accent 1"/>
     <w:lsdException w:unhideWhenUsed="0" w:uiPriority="72" w:semiHidden="0" w:name="Colorful List Accent 1"/>
     <w:lsdException w:unhideWhenUsed="0" w:uiPriority="73" w:semiHidden="0" w:name="Colorful Grid Accent 1"/>
     <w:lsdException w:qFormat="1" w:unhideWhenUsed="0" w:uiPriority="60" w:semiHidden="0" w:name="Light Shading Accent 2"/>
-    <w:lsdException w:unhideWhenUsed="0" w:uiPriority="61" w:semiHidden="0" w:name="Light List Accent 2"/>
-    <w:lsdException w:unhideWhenUsed="0" w:uiPriority="62" w:semiHidden="0" w:name="Light Grid Accent 2"/>
-    <w:lsdException w:unhideWhenUsed="0" w:uiPriority="63" w:semiHidden="0" w:name="Medium Shading 1 Accent 2"/>
-    <w:lsdException w:unhideWhenUsed="0" w:uiPriority="64" w:semiHidden="0" w:name="Medium Shading 2 Accent 2"/>
-    <w:lsdException w:unhideWhenUsed="0" w:uiPriority="65" w:semiHidden="0" w:name="Medium List 1 Accent 2"/>
-    <w:lsdException w:unhideWhenUsed="0" w:uiPriority="66" w:semiHidden="0" w:name="Medium List 2 Accent 2"/>
-    <w:lsdException w:unhideWhenUsed="0" w:uiPriority="67" w:semiHidden="0" w:name="Medium Grid 1 Accent 2"/>
-    <w:lsdException w:unhideWhenUsed="0" w:uiPriority="68" w:semiHidden="0" w:name="Medium Grid 2 Accent 2"/>
-    <w:lsdException w:unhideWhenUsed="0" w:uiPriority="69" w:semiHidden="0" w:name="Medium Grid 3 Accent 2"/>
+    <w:lsdException w:qFormat="1" w:unhideWhenUsed="0" w:uiPriority="61" w:semiHidden="0" w:name="Light List Accent 2"/>
+    <w:lsdException w:qFormat="1" w:unhideWhenUsed="0" w:uiPriority="62" w:semiHidden="0" w:name="Light Grid Accent 2"/>
+    <w:lsdException w:qFormat="1" w:unhideWhenUsed="0" w:uiPriority="63" w:semiHidden="0" w:name="Medium Shading 1 Accent 2"/>
+    <w:lsdException w:qFormat="1" w:unhideWhenUsed="0" w:uiPriority="64" w:semiHidden="0" w:name="Medium Shading 2 Accent 2"/>
+    <w:lsdException w:qFormat="1" w:unhideWhenUsed="0" w:uiPriority="65" w:semiHidden="0" w:name="Medium List 1 Accent 2"/>
+    <w:lsdException w:qFormat="1" w:unhideWhenUsed="0" w:uiPriority="66" w:semiHidden="0" w:name="Medium List 2 Accent 2"/>
+    <w:lsdException w:qFormat="1" w:unhideWhenUsed="0" w:uiPriority="67" w:semiHidden="0" w:name="Medium Grid 1 Accent 2"/>
+    <w:lsdException w:qFormat="1" w:unhideWhenUsed="0" w:uiPriority="68" w:semiHidden="0" w:name="Medium Grid 2 Accent 2"/>
+    <w:lsdException w:qFormat="1" w:unhideWhenUsed="0" w:uiPriority="69" w:semiHidden="0" w:name="Medium Grid 3 Accent 2"/>
     <w:lsdException w:unhideWhenUsed="0" w:uiPriority="70" w:semiHidden="0" w:name="Dark List Accent 2"/>
     <w:lsdException w:unhideWhenUsed="0" w:uiPriority="71" w:semiHidden="0" w:name="Colorful Shading Accent 2"/>
     <w:lsdException w:unhideWhenUsed="0" w:uiPriority="72" w:semiHidden="0" w:name="Colorful List Accent 2"/>
     <w:lsdException w:unhideWhenUsed="0" w:uiPriority="73" w:semiHidden="0" w:name="Colorful Grid Accent 2"/>
     <w:lsdException w:qFormat="1" w:unhideWhenUsed="0" w:uiPriority="60" w:semiHidden="0" w:name="Light Shading Accent 3"/>
-    <w:lsdException w:unhideWhenUsed="0" w:uiPriority="61" w:semiHidden="0" w:name="Light List Accent 3"/>
-    <w:lsdException w:unhideWhenUsed="0" w:uiPriority="62" w:semiHidden="0" w:name="Light Grid Accent 3"/>
-    <w:lsdException w:unhideWhenUsed="0" w:uiPriority="63" w:semiHidden="0" w:name="Medium Shading 1 Accent 3"/>
-    <w:lsdException w:unhideWhenUsed="0" w:uiPriority="64" w:semiHidden="0" w:name="Medium Shading 2 Accent 3"/>
-    <w:lsdException w:unhideWhenUsed="0" w:uiPriority="65" w:semiHidden="0" w:name="Medium List 1 Accent 3"/>
-    <w:lsdException w:unhideWhenUsed="0" w:uiPriority="66" w:semiHidden="0" w:name="Medium List 2 Accent 3"/>
-    <w:lsdException w:unhideWhenUsed="0" w:uiPriority="67" w:semiHidden="0" w:name="Medium Grid 1 Accent 3"/>
-    <w:lsdException w:unhideWhenUsed="0" w:uiPriority="68" w:semiHidden="0" w:name="Medium Grid 2 Accent 3"/>
-    <w:lsdException w:unhideWhenUsed="0" w:uiPriority="69" w:semiHidden="0" w:name="Medium Grid 3 Accent 3"/>
+    <w:lsdException w:qFormat="1" w:unhideWhenUsed="0" w:uiPriority="61" w:semiHidden="0" w:name="Light List Accent 3"/>
+    <w:lsdException w:qFormat="1" w:unhideWhenUsed="0" w:uiPriority="62" w:semiHidden="0" w:name="Light Grid Accent 3"/>
+    <w:lsdException w:qFormat="1" w:unhideWhenUsed="0" w:uiPriority="63" w:semiHidden="0" w:name="Medium Shading 1 Accent 3"/>
+    <w:lsdException w:qFormat="1" w:unhideWhenUsed="0" w:uiPriority="64" w:semiHidden="0" w:name="Medium Shading 2 Accent 3"/>
+    <w:lsdException w:qFormat="1" w:unhideWhenUsed="0" w:uiPriority="65" w:semiHidden="0" w:name="Medium List 1 Accent 3"/>
+    <w:lsdException w:qFormat="1" w:unhideWhenUsed="0" w:uiPriority="66" w:semiHidden="0" w:name="Medium List 2 Accent 3"/>
+    <w:lsdException w:qFormat="1" w:unhideWhenUsed="0" w:uiPriority="67" w:semiHidden="0" w:name="Medium Grid 1 Accent 3"/>
+    <w:lsdException w:qFormat="1" w:unhideWhenUsed="0" w:uiPriority="68" w:semiHidden="0" w:name="Medium Grid 2 Accent 3"/>
+    <w:lsdException w:qFormat="1" w:unhideWhenUsed="0" w:uiPriority="69" w:semiHidden="0" w:name="Medium Grid 3 Accent 3"/>
     <w:lsdException w:unhideWhenUsed="0" w:uiPriority="70" w:semiHidden="0" w:name="Dark List Accent 3"/>
     <w:lsdException w:unhideWhenUsed="0" w:uiPriority="71" w:semiHidden="0" w:name="Colorful Shading Accent 3"/>
     <w:lsdException w:unhideWhenUsed="0" w:uiPriority="72" w:semiHidden="0" w:name="Colorful List Accent 3"/>
     <w:lsdException w:unhideWhenUsed="0" w:uiPriority="73" w:semiHidden="0" w:name="Colorful Grid Accent 3"/>
-    <w:lsdException w:unhideWhenUsed="0" w:uiPriority="60" w:semiHidden="0" w:name="Light Shading Accent 4"/>
-    <w:lsdException w:unhideWhenUsed="0" w:uiPriority="61" w:semiHidden="0" w:name="Light List Accent 4"/>
-    <w:lsdException w:unhideWhenUsed="0" w:uiPriority="62" w:semiHidden="0" w:name="Light Grid Accent 4"/>
+    <w:lsdException w:qFormat="1" w:unhideWhenUsed="0" w:uiPriority="60" w:semiHidden="0" w:name="Light Shading Accent 4"/>
+    <w:lsdException w:qFormat="1" w:unhideWhenUsed="0" w:uiPriority="61" w:semiHidden="0" w:name="Light List Accent 4"/>
+    <w:lsdException w:qFormat="1" w:unhideWhenUsed="0" w:uiPriority="62" w:semiHidden="0" w:name="Light Grid Accent 4"/>
     <w:lsdException w:qFormat="1" w:unhideWhenUsed="0" w:uiPriority="63" w:semiHidden="0" w:name="Medium Shading 1 Accent 4"/>
-    <w:lsdException w:unhideWhenUsed="0" w:uiPriority="64" w:semiHidden="0" w:name="Medium Shading 2 Accent 4"/>
-    <w:lsdException w:unhideWhenUsed="0" w:uiPriority="65" w:semiHidden="0" w:name="Medium List 1 Accent 4"/>
-    <w:lsdException w:unhideWhenUsed="0" w:uiPriority="66" w:semiHidden="0" w:name="Medium List 2 Accent 4"/>
-    <w:lsdException w:unhideWhenUsed="0" w:uiPriority="67" w:semiHidden="0" w:name="Medium Grid 1 Accent 4"/>
-    <w:lsdException w:unhideWhenUsed="0" w:uiPriority="68" w:semiHidden="0" w:name="Medium Grid 2 Accent 4"/>
-    <w:lsdException w:unhideWhenUsed="0" w:uiPriority="69" w:semiHidden="0" w:name="Medium Grid 3 Accent 4"/>
+    <w:lsdException w:qFormat="1" w:unhideWhenUsed="0" w:uiPriority="64" w:semiHidden="0" w:name="Medium Shading 2 Accent 4"/>
+    <w:lsdException w:qFormat="1" w:unhideWhenUsed="0" w:uiPriority="65" w:semiHidden="0" w:name="Medium List 1 Accent 4"/>
+    <w:lsdException w:qFormat="1" w:unhideWhenUsed="0" w:uiPriority="66" w:semiHidden="0" w:name="Medium List 2 Accent 4"/>
+    <w:lsdException w:qFormat="1" w:unhideWhenUsed="0" w:uiPriority="67" w:semiHidden="0" w:name="Medium Grid 1 Accent 4"/>
+    <w:lsdException w:qFormat="1" w:unhideWhenUsed="0" w:uiPriority="68" w:semiHidden="0" w:name="Medium Grid 2 Accent 4"/>
+    <w:lsdException w:qFormat="1" w:unhideWhenUsed="0" w:uiPriority="69" w:semiHidden="0" w:name="Medium Grid 3 Accent 4"/>
     <w:lsdException w:unhideWhenUsed="0" w:uiPriority="70" w:semiHidden="0" w:name="Dark List Accent 4"/>
     <w:lsdException w:unhideWhenUsed="0" w:uiPriority="71" w:semiHidden="0" w:name="Colorful Shading Accent 4"/>
     <w:lsdException w:unhideWhenUsed="0" w:uiPriority="72" w:semiHidden="0" w:name="Colorful List Accent 4"/>
     <w:lsdException w:unhideWhenUsed="0" w:uiPriority="73" w:semiHidden="0" w:name="Colorful Grid Accent 4"/>
     <w:lsdException w:qFormat="1" w:unhideWhenUsed="0" w:uiPriority="60" w:semiHidden="0" w:name="Light Shading Accent 5"/>
     <w:lsdException w:qFormat="1" w:unhideWhenUsed="0" w:uiPriority="61" w:semiHidden="0" w:name="Light List Accent 5"/>
-    <w:lsdException w:unhideWhenUsed="0" w:uiPriority="62" w:semiHidden="0" w:name="Light Grid Accent 5"/>
+    <w:lsdException w:qFormat="1" w:unhideWhenUsed="0" w:uiPriority="62" w:semiHidden="0" w:name="Light Grid Accent 5"/>
     <w:lsdException w:qFormat="1" w:unhideWhenUsed="0" w:uiPriority="63" w:semiHidden="0" w:name="Medium Shading 1 Accent 5"/>
-    <w:lsdException w:unhideWhenUsed="0" w:uiPriority="64" w:semiHidden="0" w:name="Medium Shading 2 Accent 5"/>
-    <w:lsdException w:unhideWhenUsed="0" w:uiPriority="65" w:semiHidden="0" w:name="Medium List 1 Accent 5"/>
-    <w:lsdException w:unhideWhenUsed="0" w:uiPriority="66" w:semiHidden="0" w:name="Medium List 2 Accent 5"/>
-    <w:lsdException w:unhideWhenUsed="0" w:uiPriority="67" w:semiHidden="0" w:name="Medium Grid 1 Accent 5"/>
-    <w:lsdException w:unhideWhenUsed="0" w:uiPriority="68" w:semiHidden="0" w:name="Medium Grid 2 Accent 5"/>
+    <w:lsdException w:qFormat="1" w:unhideWhenUsed="0" w:uiPriority="64" w:semiHidden="0" w:name="Medium Shading 2 Accent 5"/>
+    <w:lsdException w:qFormat="1" w:unhideWhenUsed="0" w:uiPriority="65" w:semiHidden="0" w:name="Medium List 1 Accent 5"/>
+    <w:lsdException w:qFormat="1" w:unhideWhenUsed="0" w:uiPriority="66" w:semiHidden="0" w:name="Medium List 2 Accent 5"/>
+    <w:lsdException w:qFormat="1" w:unhideWhenUsed="0" w:uiPriority="67" w:semiHidden="0" w:name="Medium Grid 1 Accent 5"/>
+    <w:lsdException w:qFormat="1" w:unhideWhenUsed="0" w:uiPriority="68" w:semiHidden="0" w:name="Medium Grid 2 Accent 5"/>
     <w:lsdException w:unhideWhenUsed="0" w:uiPriority="69" w:semiHidden="0" w:name="Medium Grid 3 Accent 5"/>
     <w:lsdException w:unhideWhenUsed="0" w:uiPriority="70" w:semiHidden="0" w:name="Dark List Accent 5"/>
     <w:lsdException w:unhideWhenUsed="0" w:uiPriority="71" w:semiHidden="0" w:name="Colorful Shading Accent 5"/>
     <w:lsdException w:unhideWhenUsed="0" w:uiPriority="72" w:semiHidden="0" w:name="Colorful List Accent 5"/>
     <w:lsdException w:unhideWhenUsed="0" w:uiPriority="73" w:semiHidden="0" w:name="Colorful Grid Accent 5"/>
-    <w:lsdException w:unhideWhenUsed="0" w:uiPriority="60" w:semiHidden="0" w:name="Light Shading Accent 6"/>
-    <w:lsdException w:unhideWhenUsed="0" w:uiPriority="61" w:semiHidden="0" w:name="Light List Accent 6"/>
-    <w:lsdException w:unhideWhenUsed="0" w:uiPriority="62" w:semiHidden="0" w:name="Light Grid Accent 6"/>
+    <w:lsdException w:qFormat="1" w:unhideWhenUsed="0" w:uiPriority="60" w:semiHidden="0" w:name="Light Shading Accent 6"/>
+    <w:lsdException w:qFormat="1" w:unhideWhenUsed="0" w:uiPriority="61" w:semiHidden="0" w:name="Light List Accent 6"/>
+    <w:lsdException w:qFormat="1" w:unhideWhenUsed="0" w:uiPriority="62" w:semiHidden="0" w:name="Light Grid Accent 6"/>
     <w:lsdException w:qFormat="1" w:unhideWhenUsed="0" w:uiPriority="63" w:semiHidden="0" w:name="Medium Shading 1 Accent 6"/>
-    <w:lsdException w:unhideWhenUsed="0" w:uiPriority="64" w:semiHidden="0" w:name="Medium Shading 2 Accent 6"/>
-    <w:lsdException w:unhideWhenUsed="0" w:uiPriority="65" w:semiHidden="0" w:name="Medium List 1 Accent 6"/>
-    <w:lsdException w:unhideWhenUsed="0" w:uiPriority="66" w:semiHidden="0" w:name="Medium List 2 Accent 6"/>
-    <w:lsdException w:unhideWhenUsed="0" w:uiPriority="67" w:semiHidden="0" w:name="Medium Grid 1 Accent 6"/>
-    <w:lsdException w:unhideWhenUsed="0" w:uiPriority="68" w:semiHidden="0" w:name="Medium Grid 2 Accent 6"/>
+    <w:lsdException w:qFormat="1" w:unhideWhenUsed="0" w:uiPriority="64" w:semiHidden="0" w:name="Medium Shading 2 Accent 6"/>
+    <w:lsdException w:qFormat="1" w:unhideWhenUsed="0" w:uiPriority="65" w:semiHidden="0" w:name="Medium List 1 Accent 6"/>
+    <w:lsdException w:qFormat="1" w:unhideWhenUsed="0" w:uiPriority="66" w:semiHidden="0" w:name="Medium List 2 Accent 6"/>
+    <w:lsdException w:qFormat="1" w:unhideWhenUsed="0" w:uiPriority="67" w:semiHidden="0" w:name="Medium Grid 1 Accent 6"/>
+    <w:lsdException w:qFormat="1" w:unhideWhenUsed="0" w:uiPriority="68" w:semiHidden="0" w:name="Medium Grid 2 Accent 6"/>
     <w:lsdException w:unhideWhenUsed="0" w:uiPriority="69" w:semiHidden="0" w:name="Medium Grid 3 Accent 6"/>
     <w:lsdException w:unhideWhenUsed="0" w:uiPriority="70" w:semiHidden="0" w:name="Dark List Accent 6"/>
     <w:lsdException w:unhideWhenUsed="0" w:uiPriority="71" w:semiHidden="0" w:name="Colorful Shading Accent 6"/>
@@ -1314,7 +1483,7 @@
       <w:outlineLvl w:val="0"/>
     </w:pPr>
     <w:rPr>
-      <w:rFonts w:asciiTheme="majorHAnsi" w:hAnsiTheme="majorHAnsi" w:eastAsiaTheme="majorEastAsia" w:cstheme="majorBidi"/>
+      <w:rFonts w:ascii="Times New Roman" w:hAnsi="Times New Roman" w:eastAsiaTheme="majorEastAsia" w:cstheme="majorBidi"/>
       <w:b/>
       <w:bCs/>
       <w:color w:val="376092" w:themeColor="accent1" w:themeShade="BF"/>
@@ -1850,6 +2019,7 @@
     <w:name w:val="List Continue 2"/>
     <w:basedOn w:val="1"/>
     <w:unhideWhenUsed/>
+    <w:qFormat/>
     <w:uiPriority w:val="99"/>
     <w:pPr>
       <w:spacing w:after="120"/>
@@ -1884,6 +2054,7 @@
     <w:name w:val="List 3"/>
     <w:basedOn w:val="1"/>
     <w:unhideWhenUsed/>
+    <w:qFormat/>
     <w:uiPriority w:val="99"/>
     <w:pPr>
       <w:ind w:left="1080" w:hanging="360"/>
@@ -1950,7 +2121,7 @@
     <w:qFormat/>
     <w:uiPriority w:val="9"/>
     <w:rPr>
-      <w:rFonts w:asciiTheme="majorHAnsi" w:hAnsiTheme="majorHAnsi" w:eastAsiaTheme="majorEastAsia" w:cstheme="majorBidi"/>
+      <w:rFonts w:ascii="Times New Roman" w:hAnsi="Times New Roman" w:eastAsiaTheme="majorEastAsia" w:cstheme="majorBidi"/>
       <w:b/>
       <w:bCs/>
       <w:color w:val="376092" w:themeColor="accent1" w:themeShade="BF"/>
@@ -2101,6 +2272,7 @@
     <w:name w:val="Quote Char"/>
     <w:basedOn w:val="11"/>
     <w:link w:val="50"/>
+    <w:qFormat/>
     <w:uiPriority w:val="29"/>
     <w:rPr>
       <w:i/>
@@ -2754,6 +2926,7 @@
   <w:style w:type="table" w:styleId="70">
     <w:name w:val="Light Shading Accent 4"/>
     <w:basedOn w:val="12"/>
+    <w:qFormat/>
     <w:uiPriority w:val="60"/>
     <w:pPr>
       <w:spacing w:after="0" w:line="240" w:lineRule="auto"/>
@@ -2945,6 +3118,7 @@
   <w:style w:type="table" w:styleId="72">
     <w:name w:val="Light Shading Accent 6"/>
     <w:basedOn w:val="12"/>
+    <w:qFormat/>
     <w:uiPriority w:val="60"/>
     <w:pPr>
       <w:spacing w:after="0" w:line="240" w:lineRule="auto"/>
@@ -3040,6 +3214,7 @@
   <w:style w:type="table" w:styleId="73">
     <w:name w:val="Light List"/>
     <w:basedOn w:val="12"/>
+    <w:qFormat/>
     <w:uiPriority w:val="61"/>
     <w:pPr>
       <w:spacing w:after="0" w:line="240" w:lineRule="auto"/>
@@ -3129,6 +3304,7 @@
   <w:style w:type="table" w:styleId="74">
     <w:name w:val="Light List Accent 1"/>
     <w:basedOn w:val="12"/>
+    <w:qFormat/>
     <w:uiPriority w:val="61"/>
     <w:pPr>
       <w:spacing w:after="0" w:line="240" w:lineRule="auto"/>
@@ -3218,6 +3394,7 @@
   <w:style w:type="table" w:styleId="75">
     <w:name w:val="Light List Accent 2"/>
     <w:basedOn w:val="12"/>
+    <w:qFormat/>
     <w:uiPriority w:val="61"/>
     <w:pPr>
       <w:spacing w:after="0" w:line="240" w:lineRule="auto"/>
@@ -3307,6 +3484,7 @@
   <w:style w:type="table" w:styleId="76">
     <w:name w:val="Light List Accent 3"/>
     <w:basedOn w:val="12"/>
+    <w:qFormat/>
     <w:uiPriority w:val="61"/>
     <w:pPr>
       <w:spacing w:after="0" w:line="240" w:lineRule="auto"/>
@@ -3396,6 +3574,7 @@
   <w:style w:type="table" w:styleId="77">
     <w:name w:val="Light List Accent 4"/>
     <w:basedOn w:val="12"/>
+    <w:qFormat/>
     <w:uiPriority w:val="61"/>
     <w:pPr>
       <w:spacing w:after="0" w:line="240" w:lineRule="auto"/>
@@ -3575,6 +3754,7 @@
   <w:style w:type="table" w:styleId="79">
     <w:name w:val="Light List Accent 6"/>
     <w:basedOn w:val="12"/>
+    <w:qFormat/>
     <w:uiPriority w:val="61"/>
     <w:pPr>
       <w:spacing w:after="0" w:line="240" w:lineRule="auto"/>
@@ -3664,6 +3844,7 @@
   <w:style w:type="table" w:styleId="80">
     <w:name w:val="Light Grid"/>
     <w:basedOn w:val="12"/>
+    <w:qFormat/>
     <w:uiPriority w:val="62"/>
     <w:pPr>
       <w:spacing w:after="0" w:line="240" w:lineRule="auto"/>
@@ -3784,6 +3965,7 @@
   <w:style w:type="table" w:styleId="81">
     <w:name w:val="Light Grid Accent 1"/>
     <w:basedOn w:val="12"/>
+    <w:qFormat/>
     <w:uiPriority w:val="62"/>
     <w:pPr>
       <w:spacing w:after="0" w:line="240" w:lineRule="auto"/>
@@ -3904,6 +4086,7 @@
   <w:style w:type="table" w:styleId="82">
     <w:name w:val="Light Grid Accent 2"/>
     <w:basedOn w:val="12"/>
+    <w:qFormat/>
     <w:uiPriority w:val="62"/>
     <w:pPr>
       <w:spacing w:after="0" w:line="240" w:lineRule="auto"/>
@@ -4024,6 +4207,7 @@
   <w:style w:type="table" w:styleId="83">
     <w:name w:val="Light Grid Accent 3"/>
     <w:basedOn w:val="12"/>
+    <w:qFormat/>
     <w:uiPriority w:val="62"/>
     <w:pPr>
       <w:spacing w:after="0" w:line="240" w:lineRule="auto"/>
@@ -4144,6 +4328,7 @@
   <w:style w:type="table" w:styleId="84">
     <w:name w:val="Light Grid Accent 4"/>
     <w:basedOn w:val="12"/>
+    <w:qFormat/>
     <w:uiPriority w:val="62"/>
     <w:pPr>
       <w:spacing w:after="0" w:line="240" w:lineRule="auto"/>
@@ -4264,6 +4449,7 @@
   <w:style w:type="table" w:styleId="85">
     <w:name w:val="Light Grid Accent 5"/>
     <w:basedOn w:val="12"/>
+    <w:qFormat/>
     <w:uiPriority w:val="62"/>
     <w:pPr>
       <w:spacing w:after="0" w:line="240" w:lineRule="auto"/>
@@ -4384,6 +4570,7 @@
   <w:style w:type="table" w:styleId="86">
     <w:name w:val="Light Grid Accent 6"/>
     <w:basedOn w:val="12"/>
+    <w:qFormat/>
     <w:uiPriority w:val="62"/>
     <w:pPr>
       <w:spacing w:after="0" w:line="240" w:lineRule="auto"/>
@@ -4504,6 +4691,7 @@
   <w:style w:type="table" w:styleId="87">
     <w:name w:val="Medium Shading 1"/>
     <w:basedOn w:val="12"/>
+    <w:qFormat/>
     <w:uiPriority w:val="63"/>
     <w:pPr>
       <w:spacing w:after="0" w:line="240" w:lineRule="auto"/>
@@ -4709,6 +4897,7 @@
   <w:style w:type="table" w:styleId="89">
     <w:name w:val="Medium Shading 1 Accent 2"/>
     <w:basedOn w:val="12"/>
+    <w:qFormat/>
     <w:uiPriority w:val="63"/>
     <w:pPr>
       <w:spacing w:after="0" w:line="240" w:lineRule="auto"/>
@@ -4811,6 +5000,7 @@
   <w:style w:type="table" w:styleId="90">
     <w:name w:val="Medium Shading 1 Accent 3"/>
     <w:basedOn w:val="12"/>
+    <w:qFormat/>
     <w:uiPriority w:val="63"/>
     <w:pPr>
       <w:spacing w:after="0" w:line="240" w:lineRule="auto"/>
@@ -5538,6 +5728,7 @@
   <w:style w:type="table" w:styleId="96">
     <w:name w:val="Medium Shading 2 Accent 2"/>
     <w:basedOn w:val="12"/>
+    <w:qFormat/>
     <w:uiPriority w:val="64"/>
     <w:pPr>
       <w:spacing w:after="0" w:line="240" w:lineRule="auto"/>
@@ -5695,6 +5886,7 @@
   <w:style w:type="table" w:styleId="97">
     <w:name w:val="Medium Shading 2 Accent 3"/>
     <w:basedOn w:val="12"/>
+    <w:qFormat/>
     <w:uiPriority w:val="64"/>
     <w:pPr>
       <w:spacing w:after="0" w:line="240" w:lineRule="auto"/>
@@ -5852,6 +6044,7 @@
   <w:style w:type="table" w:styleId="98">
     <w:name w:val="Medium Shading 2 Accent 4"/>
     <w:basedOn w:val="12"/>
+    <w:qFormat/>
     <w:uiPriority w:val="64"/>
     <w:pPr>
       <w:spacing w:after="0" w:line="240" w:lineRule="auto"/>
@@ -6009,6 +6202,7 @@
   <w:style w:type="table" w:styleId="99">
     <w:name w:val="Medium Shading 2 Accent 5"/>
     <w:basedOn w:val="12"/>
+    <w:qFormat/>
     <w:uiPriority w:val="64"/>
     <w:pPr>
       <w:spacing w:after="0" w:line="240" w:lineRule="auto"/>
@@ -6166,6 +6360,7 @@
   <w:style w:type="table" w:styleId="100">
     <w:name w:val="Medium Shading 2 Accent 6"/>
     <w:basedOn w:val="12"/>
+    <w:qFormat/>
     <w:uiPriority w:val="64"/>
     <w:pPr>
       <w:spacing w:after="0" w:line="240" w:lineRule="auto"/>
@@ -6323,6 +6518,7 @@
   <w:style w:type="table" w:styleId="101">
     <w:name w:val="Medium List 1"/>
     <w:basedOn w:val="12"/>
+    <w:qFormat/>
     <w:uiPriority w:val="65"/>
     <w:pPr>
       <w:spacing w:after="0" w:line="240" w:lineRule="auto"/>
@@ -6408,6 +6604,7 @@
   <w:style w:type="table" w:styleId="102">
     <w:name w:val="Medium List 1 Accent 1"/>
     <w:basedOn w:val="12"/>
+    <w:qFormat/>
     <w:uiPriority w:val="65"/>
     <w:pPr>
       <w:spacing w:after="0" w:line="240" w:lineRule="auto"/>
@@ -6493,6 +6690,7 @@
   <w:style w:type="table" w:styleId="103">
     <w:name w:val="Medium List 1 Accent 2"/>
     <w:basedOn w:val="12"/>
+    <w:qFormat/>
     <w:uiPriority w:val="65"/>
     <w:pPr>
       <w:spacing w:after="0" w:line="240" w:lineRule="auto"/>
@@ -6578,6 +6776,7 @@
   <w:style w:type="table" w:styleId="104">
     <w:name w:val="Medium List 1 Accent 3"/>
     <w:basedOn w:val="12"/>
+    <w:qFormat/>
     <w:uiPriority w:val="65"/>
     <w:pPr>
       <w:spacing w:after="0" w:line="240" w:lineRule="auto"/>
@@ -6663,6 +6862,7 @@
   <w:style w:type="table" w:styleId="105">
     <w:name w:val="Medium List 1 Accent 4"/>
     <w:basedOn w:val="12"/>
+    <w:qFormat/>
     <w:uiPriority w:val="65"/>
     <w:pPr>
       <w:spacing w:after="0" w:line="240" w:lineRule="auto"/>
@@ -6748,6 +6948,7 @@
   <w:style w:type="table" w:styleId="106">
     <w:name w:val="Medium List 1 Accent 5"/>
     <w:basedOn w:val="12"/>
+    <w:qFormat/>
     <w:uiPriority w:val="65"/>
     <w:pPr>
       <w:spacing w:after="0" w:line="240" w:lineRule="auto"/>
@@ -6833,6 +7034,7 @@
   <w:style w:type="table" w:styleId="107">
     <w:name w:val="Medium List 1 Accent 6"/>
     <w:basedOn w:val="12"/>
+    <w:qFormat/>
     <w:uiPriority w:val="65"/>
     <w:pPr>
       <w:spacing w:after="0" w:line="240" w:lineRule="auto"/>
@@ -6918,6 +7120,7 @@
   <w:style w:type="table" w:styleId="108">
     <w:name w:val="Medium List 2"/>
     <w:basedOn w:val="12"/>
+    <w:qFormat/>
     <w:uiPriority w:val="66"/>
     <w:pPr>
       <w:spacing w:after="0" w:line="240" w:lineRule="auto"/>
@@ -7039,6 +7242,7 @@
   <w:style w:type="table" w:styleId="109">
     <w:name w:val="Medium List 2 Accent 1"/>
     <w:basedOn w:val="12"/>
+    <w:qFormat/>
     <w:uiPriority w:val="66"/>
     <w:pPr>
       <w:spacing w:after="0" w:line="240" w:lineRule="auto"/>
@@ -7160,6 +7364,7 @@
   <w:style w:type="table" w:styleId="110">
     <w:name w:val="Medium List 2 Accent 2"/>
     <w:basedOn w:val="12"/>
+    <w:qFormat/>
     <w:uiPriority w:val="66"/>
     <w:pPr>
       <w:spacing w:after="0" w:line="240" w:lineRule="auto"/>
@@ -7281,6 +7486,7 @@
   <w:style w:type="table" w:styleId="111">
     <w:name w:val="Medium List 2 Accent 3"/>
     <w:basedOn w:val="12"/>
+    <w:qFormat/>
     <w:uiPriority w:val="66"/>
     <w:pPr>
       <w:spacing w:after="0" w:line="240" w:lineRule="auto"/>
@@ -7402,6 +7608,7 @@
   <w:style w:type="table" w:styleId="112">
     <w:name w:val="Medium List 2 Accent 4"/>
     <w:basedOn w:val="12"/>
+    <w:qFormat/>
     <w:uiPriority w:val="66"/>
     <w:pPr>
       <w:spacing w:after="0" w:line="240" w:lineRule="auto"/>
@@ -7523,6 +7730,7 @@
   <w:style w:type="table" w:styleId="113">
     <w:name w:val="Medium List 2 Accent 5"/>
     <w:basedOn w:val="12"/>
+    <w:qFormat/>
     <w:uiPriority w:val="66"/>
     <w:pPr>
       <w:spacing w:after="0" w:line="240" w:lineRule="auto"/>
@@ -7644,6 +7852,7 @@
   <w:style w:type="table" w:styleId="114">
     <w:name w:val="Medium List 2 Accent 6"/>
     <w:basedOn w:val="12"/>
+    <w:qFormat/>
     <w:uiPriority w:val="66"/>
     <w:pPr>
       <w:spacing w:after="0" w:line="240" w:lineRule="auto"/>
@@ -7765,6 +7974,7 @@
   <w:style w:type="table" w:styleId="115">
     <w:name w:val="Medium Grid 1"/>
     <w:basedOn w:val="12"/>
+    <w:qFormat/>
     <w:uiPriority w:val="67"/>
     <w:pPr>
       <w:spacing w:after="0" w:line="240" w:lineRule="auto"/>
@@ -7831,6 +8041,7 @@
   <w:style w:type="table" w:styleId="116">
     <w:name w:val="Medium Grid 1 Accent 1"/>
     <w:basedOn w:val="12"/>
+    <w:qFormat/>
     <w:uiPriority w:val="67"/>
     <w:pPr>
       <w:spacing w:after="0" w:line="240" w:lineRule="auto"/>
@@ -7897,6 +8108,7 @@
   <w:style w:type="table" w:styleId="117">
     <w:name w:val="Medium Grid 1 Accent 2"/>
     <w:basedOn w:val="12"/>
+    <w:qFormat/>
     <w:uiPriority w:val="67"/>
     <w:pPr>
       <w:spacing w:after="0" w:line="240" w:lineRule="auto"/>
@@ -7963,6 +8175,7 @@
   <w:style w:type="table" w:styleId="118">
     <w:name w:val="Medium Grid 1 Accent 3"/>
     <w:basedOn w:val="12"/>
+    <w:qFormat/>
     <w:uiPriority w:val="67"/>
     <w:pPr>
       <w:spacing w:after="0" w:line="240" w:lineRule="auto"/>
@@ -8029,6 +8242,7 @@
   <w:style w:type="table" w:styleId="119">
     <w:name w:val="Medium Grid 1 Accent 4"/>
     <w:basedOn w:val="12"/>
+    <w:qFormat/>
     <w:uiPriority w:val="67"/>
     <w:pPr>
       <w:spacing w:after="0" w:line="240" w:lineRule="auto"/>
@@ -8095,6 +8309,7 @@
   <w:style w:type="table" w:styleId="120">
     <w:name w:val="Medium Grid 1 Accent 5"/>
     <w:basedOn w:val="12"/>
+    <w:qFormat/>
     <w:uiPriority w:val="67"/>
     <w:pPr>
       <w:spacing w:after="0" w:line="240" w:lineRule="auto"/>
@@ -8161,6 +8376,7 @@
   <w:style w:type="table" w:styleId="121">
     <w:name w:val="Medium Grid 1 Accent 6"/>
     <w:basedOn w:val="12"/>
+    <w:qFormat/>
     <w:uiPriority w:val="67"/>
     <w:pPr>
       <w:spacing w:after="0" w:line="240" w:lineRule="auto"/>
@@ -8227,6 +8443,7 @@
   <w:style w:type="table" w:styleId="122">
     <w:name w:val="Medium Grid 2"/>
     <w:basedOn w:val="12"/>
+    <w:qFormat/>
     <w:uiPriority w:val="68"/>
     <w:pPr>
       <w:spacing w:after="0" w:line="240" w:lineRule="auto"/>
@@ -8366,6 +8583,7 @@
   <w:style w:type="table" w:styleId="123">
     <w:name w:val="Medium Grid 2 Accent 1"/>
     <w:basedOn w:val="12"/>
+    <w:qFormat/>
     <w:uiPriority w:val="68"/>
     <w:pPr>
       <w:spacing w:after="0" w:line="240" w:lineRule="auto"/>
@@ -8505,6 +8723,7 @@
   <w:style w:type="table" w:styleId="124">
     <w:name w:val="Medium Grid 2 Accent 2"/>
     <w:basedOn w:val="12"/>
+    <w:qFormat/>
     <w:uiPriority w:val="68"/>
     <w:pPr>
       <w:spacing w:after="0" w:line="240" w:lineRule="auto"/>
@@ -8644,6 +8863,7 @@
   <w:style w:type="table" w:styleId="125">
     <w:name w:val="Medium Grid 2 Accent 3"/>
     <w:basedOn w:val="12"/>
+    <w:qFormat/>
     <w:uiPriority w:val="68"/>
     <w:pPr>
       <w:spacing w:after="0" w:line="240" w:lineRule="auto"/>
@@ -8783,6 +9003,7 @@
   <w:style w:type="table" w:styleId="126">
     <w:name w:val="Medium Grid 2 Accent 4"/>
     <w:basedOn w:val="12"/>
+    <w:qFormat/>
     <w:uiPriority w:val="68"/>
     <w:pPr>
       <w:spacing w:after="0" w:line="240" w:lineRule="auto"/>
@@ -8922,6 +9143,7 @@
   <w:style w:type="table" w:styleId="127">
     <w:name w:val="Medium Grid 2 Accent 5"/>
     <w:basedOn w:val="12"/>
+    <w:qFormat/>
     <w:uiPriority w:val="68"/>
     <w:pPr>
       <w:spacing w:after="0" w:line="240" w:lineRule="auto"/>
@@ -9061,6 +9283,7 @@
   <w:style w:type="table" w:styleId="128">
     <w:name w:val="Medium Grid 2 Accent 6"/>
     <w:basedOn w:val="12"/>
+    <w:qFormat/>
     <w:uiPriority w:val="68"/>
     <w:pPr>
       <w:spacing w:after="0" w:line="240" w:lineRule="auto"/>
@@ -9200,6 +9423,7 @@
   <w:style w:type="table" w:styleId="129">
     <w:name w:val="Medium Grid 3"/>
     <w:basedOn w:val="12"/>
+    <w:qFormat/>
     <w:uiPriority w:val="69"/>
     <w:pPr>
       <w:spacing w:after="0" w:line="240" w:lineRule="auto"/>
@@ -9351,6 +9575,7 @@
   <w:style w:type="table" w:styleId="130">
     <w:name w:val="Medium Grid 3 Accent 1"/>
     <w:basedOn w:val="12"/>
+    <w:qFormat/>
     <w:uiPriority w:val="69"/>
     <w:pPr>
       <w:spacing w:after="0" w:line="240" w:lineRule="auto"/>
@@ -9502,6 +9727,7 @@
   <w:style w:type="table" w:styleId="131">
     <w:name w:val="Medium Grid 3 Accent 2"/>
     <w:basedOn w:val="12"/>
+    <w:qFormat/>
     <w:uiPriority w:val="69"/>
     <w:pPr>
       <w:spacing w:after="0" w:line="240" w:lineRule="auto"/>
@@ -9653,6 +9879,7 @@
   <w:style w:type="table" w:styleId="132">
     <w:name w:val="Medium Grid 3 Accent 3"/>
     <w:basedOn w:val="12"/>
+    <w:qFormat/>
     <w:uiPriority w:val="69"/>
     <w:pPr>
       <w:spacing w:after="0" w:line="240" w:lineRule="auto"/>
@@ -9804,6 +10031,7 @@
   <w:style w:type="table" w:styleId="133">
     <w:name w:val="Medium Grid 3 Accent 4"/>
     <w:basedOn w:val="12"/>
+    <w:qFormat/>
     <w:uiPriority w:val="69"/>
     <w:pPr>
       <w:spacing w:after="0" w:line="240" w:lineRule="auto"/>

--- a/Mandelbrot_Solution/report.docx
+++ b/Mandelbrot_Solution/report.docx
@@ -187,12 +187,7 @@
         <w:t>2</w:t>
       </w:r>
       <w:r>
-        <w:t xml:space="preserve"> достигает 4, точка считается вышедшей за границу и отвергается. Ес</w:t>
-      </w:r>
-      <w:bookmarkStart w:id="0" w:name="_GoBack"/>
-      <w:bookmarkEnd w:id="0"/>
-      <w:r>
-        <w:t>ли за 1000 итераций выход не обнаружен, точка принимается.</w:t>
+        <w:t xml:space="preserve"> достигает 4, точка считается вышедшей за границу и отвергается. Если за 1000 итераций выход не обнаружен, точка принимается.</w:t>
       </w:r>
     </w:p>
     <w:p>
@@ -358,13 +353,50 @@
       </w:r>
     </w:p>
     <w:p>
+      <w:pPr>
+        <w:rPr>
+          <w:rFonts w:hint="default"/>
+        </w:rPr>
+      </w:pPr>
       <w:r>
-        <w:t>Замеры выполнены в доступном контейнере Linux: x86_64, виртуализированная среда KVM; процессор отображается как AMD EPYC 9V74, операционная система Linux 6.18.44, компилятор g++ 14.2.0. Среде доступны 3 логических CPU (CPU 0–2). Это характеристики среды выполнения, а не обязательно физического хоста; результаты нельзя считать универсальными для всех систем.</w:t>
+        <w:rPr>
+          <w:rFonts w:hint="default"/>
+        </w:rPr>
+        <w:t>Программа запускалась на физическом ноутбуке под управлением Windows 11. Для компиляции и выполнения использовалась среда WSL2 с дистрибутивом Ubuntu 24.04. Код компилировался с помощью GCC 13.3.0 с поддержкой C++17 и POSIX Threads (pthreads).</w:t>
+      </w:r>
+    </w:p>
+    <w:p>
+      <w:pPr>
+        <w:rPr>
+          <w:rFonts w:hint="default"/>
+        </w:rPr>
+      </w:pPr>
+      <w:r>
+        <w:rPr>
+          <w:rFonts w:hint="default"/>
+        </w:rPr>
+        <w:t>Аппаратная конфигурация ноутбука: процессор AMD Ryzen 7 7435HS с 8 физическими ядрами и 16 логическими процессорами, базовая частота 3100 МГц, оперативная память объёмом 16 ГБ. Среде выполнения были доступны 16 логических процессоров. Поскольку программа запускалась в WSL2, фактические условия выполнения определялись как характеристиками физического ноутбука, так и настройками виртуализированной среды.</w:t>
+      </w:r>
+    </w:p>
+    <w:p>
+      <w:pPr>
+        <w:rPr>
+          <w:rFonts w:hint="default"/>
+        </w:rPr>
+      </w:pPr>
+      <w:r>
+        <w:rPr>
+          <w:rFonts w:hint="default"/>
+        </w:rPr>
+        <w:t>Для компиляции использовались параметры -O2, -std=c++17 и -pthread. Во всех экспериментах программа генерировала 100 000 точек. Для каждого значения числа потоков проводилось пять запусков. По их результатам рассчитывались среднее арифметическое и минимальное время выполнения.</w:t>
       </w:r>
     </w:p>
     <w:p>
       <w:r>
-        <w:t>Параметры сборки: -O2, C++17, pthread. Во всех запусках генерировалось 100000 точек. Для каждого числа потоков выполнялось 5 отдельных запусков; приведены среднее арифметическое и минимум. Время — полное время выполнения по таймеру программы, включая запись CSV. Перед каждым запуском CSV перезаписывался.</w:t>
+        <w:rPr>
+          <w:rFonts w:hint="default"/>
+        </w:rPr>
+        <w:t>Измеряемое время включало создание и запуск потоков, вычисления, завершение потоков и запись результатов в CSV-файл. Перед каждым запуском выходной файл перезаписывался.</w:t>
       </w:r>
     </w:p>
     <w:tbl>
@@ -542,9 +574,20 @@
           <w:p>
             <w:pPr>
               <w:spacing w:after="0" w:line="240" w:lineRule="auto"/>
+              <w:rPr>
+                <w:rFonts w:hint="default"/>
+                <w:lang w:val="ru-RU"/>
+              </w:rPr>
             </w:pPr>
             <w:r>
-              <w:t>0.4146</w:t>
+              <w:t>0.</w:t>
+            </w:r>
+            <w:r>
+              <w:rPr>
+                <w:rFonts w:hint="default"/>
+                <w:lang w:val="ru-RU"/>
+              </w:rPr>
+              <w:t>385948</w:t>
             </w:r>
           </w:p>
         </w:tc>
@@ -556,9 +599,20 @@
           <w:p>
             <w:pPr>
               <w:spacing w:after="0" w:line="240" w:lineRule="auto"/>
+              <w:rPr>
+                <w:rFonts w:hint="default"/>
+                <w:lang w:val="ru-RU"/>
+              </w:rPr>
             </w:pPr>
             <w:r>
-              <w:t>0.3890</w:t>
+              <w:t>0.38</w:t>
+            </w:r>
+            <w:r>
+              <w:rPr>
+                <w:rFonts w:hint="default"/>
+                <w:lang w:val="ru-RU"/>
+              </w:rPr>
+              <w:t>2409</w:t>
             </w:r>
           </w:p>
         </w:tc>
@@ -644,9 +698,20 @@
           <w:p>
             <w:pPr>
               <w:spacing w:after="0" w:line="240" w:lineRule="auto"/>
+              <w:rPr>
+                <w:rFonts w:hint="default"/>
+                <w:lang w:val="ru-RU"/>
+              </w:rPr>
             </w:pPr>
             <w:r>
-              <w:t>0.2169</w:t>
+              <w:t>0.2</w:t>
+            </w:r>
+            <w:r>
+              <w:rPr>
+                <w:rFonts w:hint="default"/>
+                <w:lang w:val="ru-RU"/>
+              </w:rPr>
+              <w:t>56953</w:t>
             </w:r>
           </w:p>
         </w:tc>
@@ -658,9 +723,20 @@
           <w:p>
             <w:pPr>
               <w:spacing w:after="0" w:line="240" w:lineRule="auto"/>
+              <w:rPr>
+                <w:rFonts w:hint="default"/>
+                <w:lang w:val="ru-RU"/>
+              </w:rPr>
             </w:pPr>
             <w:r>
-              <w:t>0.2078</w:t>
+              <w:t>0.2</w:t>
+            </w:r>
+            <w:r>
+              <w:rPr>
+                <w:rFonts w:hint="default"/>
+                <w:lang w:val="ru-RU"/>
+              </w:rPr>
+              <w:t>51354</w:t>
             </w:r>
           </w:p>
         </w:tc>
@@ -678,7 +754,14 @@
               </w:rPr>
             </w:pPr>
             <w:r>
-              <w:t>1.91</w:t>
+              <w:t>1.</w:t>
+            </w:r>
+            <w:r>
+              <w:rPr>
+                <w:rFonts w:hint="default"/>
+                <w:lang w:val="ru-RU"/>
+              </w:rPr>
+              <w:t>50</w:t>
             </w:r>
             <w:r>
               <w:rPr>
@@ -746,9 +829,20 @@
           <w:p>
             <w:pPr>
               <w:spacing w:after="0" w:line="240" w:lineRule="auto"/>
+              <w:rPr>
+                <w:rFonts w:hint="default"/>
+                <w:lang w:val="ru-RU"/>
+              </w:rPr>
             </w:pPr>
             <w:r>
-              <w:t>0.1821</w:t>
+              <w:t>0.</w:t>
+            </w:r>
+            <w:r>
+              <w:rPr>
+                <w:rFonts w:hint="default"/>
+                <w:lang w:val="ru-RU"/>
+              </w:rPr>
+              <w:t>220857</w:t>
             </w:r>
           </w:p>
         </w:tc>
@@ -760,9 +854,20 @@
           <w:p>
             <w:pPr>
               <w:spacing w:after="0" w:line="240" w:lineRule="auto"/>
+              <w:rPr>
+                <w:rFonts w:hint="default"/>
+                <w:lang w:val="ru-RU"/>
+              </w:rPr>
             </w:pPr>
             <w:r>
-              <w:t>0.1688</w:t>
+              <w:t>0.</w:t>
+            </w:r>
+            <w:r>
+              <w:rPr>
+                <w:rFonts w:hint="default"/>
+                <w:lang w:val="ru-RU"/>
+              </w:rPr>
+              <w:t>219860</w:t>
             </w:r>
           </w:p>
         </w:tc>
@@ -780,7 +885,11 @@
               </w:rPr>
             </w:pPr>
             <w:r>
-              <w:t>2.28</w:t>
+              <w:rPr>
+                <w:rFonts w:hint="default"/>
+                <w:lang w:val="ru-RU"/>
+              </w:rPr>
+              <w:t>1.75</w:t>
             </w:r>
             <w:r>
               <w:rPr>
@@ -848,9 +957,20 @@
           <w:p>
             <w:pPr>
               <w:spacing w:after="0" w:line="240" w:lineRule="auto"/>
+              <w:rPr>
+                <w:rFonts w:hint="default"/>
+                <w:lang w:val="ru-RU"/>
+              </w:rPr>
             </w:pPr>
             <w:r>
-              <w:t>0.1871</w:t>
+              <w:t>0.1</w:t>
+            </w:r>
+            <w:r>
+              <w:rPr>
+                <w:rFonts w:hint="default"/>
+                <w:lang w:val="ru-RU"/>
+              </w:rPr>
+              <w:t>97780</w:t>
             </w:r>
           </w:p>
         </w:tc>
@@ -862,9 +982,20 @@
           <w:p>
             <w:pPr>
               <w:spacing w:after="0" w:line="240" w:lineRule="auto"/>
+              <w:rPr>
+                <w:rFonts w:hint="default"/>
+                <w:lang w:val="ru-RU"/>
+              </w:rPr>
             </w:pPr>
             <w:r>
-              <w:t>0.1835</w:t>
+              <w:t>0.1</w:t>
+            </w:r>
+            <w:r>
+              <w:rPr>
+                <w:rFonts w:hint="default"/>
+                <w:lang w:val="ru-RU"/>
+              </w:rPr>
+              <w:t>94954</w:t>
             </w:r>
           </w:p>
         </w:tc>
@@ -882,7 +1013,11 @@
               </w:rPr>
             </w:pPr>
             <w:r>
-              <w:t>2.22</w:t>
+              <w:rPr>
+                <w:rFonts w:hint="default"/>
+                <w:lang w:val="ru-RU"/>
+              </w:rPr>
+              <w:t>1.95</w:t>
             </w:r>
             <w:r>
               <w:rPr>
@@ -897,7 +1032,10 @@
     </w:tbl>
     <w:p>
       <w:r>
-        <w:t>Ускорение рассчитано как среднее время однопоточного запуска, делённое на среднее время соответствующего многопоточного запуска.</w:t>
+        <w:rPr>
+          <w:rFonts w:hint="default"/>
+        </w:rPr>
+        <w:t>Ускорение рассчитывалось как отношение среднего времени выполнения однопоточной версии к среднему времени выполнения версии с соответствующим количеством потоков.</w:t>
       </w:r>
     </w:p>
     <w:p>
@@ -915,28 +1053,63 @@
       </w:r>
     </w:p>
     <w:p>
-      <w:r>
-        <w:t>На этой среде переход от 1 к 2 потокам дал ускорение примерно 1.91</w:t>
-      </w:r>
+      <w:pPr>
+        <w:rPr>
+          <w:rFonts w:hint="default"/>
+        </w:rPr>
+      </w:pPr>
       <w:r>
         <w:rPr>
           <w:rFonts w:hint="default"/>
-          <w:lang w:val="en-US"/>
         </w:rPr>
-        <w:t>x</w:t>
+        <w:t>Результаты измерений показывают, что увеличение количества потоков ускоряет выполнение программы при генерации 100 000 точек множества Мандельброта. При переходе от одного потока к двум среднее время выполнения уменьшилось с 0,385948 до 0,256953 секунды, а ускорение составило 1,5 раза.</w:t>
       </w:r>
-      <w:r>
-        <w:t>, а к 3 потокам — 2.28</w:t>
-      </w:r>
+    </w:p>
+    <w:p>
+      <w:pPr>
+        <w:rPr>
+          <w:rFonts w:hint="default"/>
+        </w:rPr>
+      </w:pPr>
       <w:r>
         <w:rPr>
           <w:rFonts w:hint="default"/>
-          <w:lang w:val="en-US"/>
         </w:rPr>
-        <w:t>x</w:t>
+        <w:t>При использовании трёх потоков среднее время сократилось до 0,220857 секунды, что соответствует ускорению в 1,75 раза относительно однопоточного выполнения. Наилучший результат среди проверенных конфигураций был получен при использовании четырёх потоков: среднее время составило 0,197780 секунды, а ускорение достигло 1,95 раза.</w:t>
       </w:r>
+    </w:p>
+    <w:p>
+      <w:pPr>
+        <w:rPr>
+          <w:rFonts w:hint="default"/>
+        </w:rPr>
+      </w:pPr>
       <w:r>
-        <w:t>. Четыре потока оказались немного медленнее трёх: доступно только 3 логических CPU, поэтому дополнительный поток создаёт конкуренцию за вычислительные ресурсы и добавляет накладные расходы. Небольшие различия между повторами объясняются планированием потоков, фоновой нагрузкой и вариациями времени записи файла. Для воспроизводимого отчёта на целевой машине рекомендуется повторить эксперимент несколько раз при минимальной фоновой нагрузке.</w:t>
+        <w:rPr>
+          <w:rFonts w:hint="default"/>
+        </w:rPr>
+        <w:t>Таким образом, увеличение числа потоков с одного до четырёх позволило сократить среднее время выполнения приблизительно на 48,8%. При этом ускорение оказалось меньше четырёхкратного. Это объясняется дополнительными затратами на создание и завершение потоков, синхронизацию общего счётчика с помощью мьютекса, а также запись результатов в CSV-файл. Кроме того, не все операции программы могут эффективно выполняться параллельно.</w:t>
+      </w:r>
+    </w:p>
+    <w:p>
+      <w:pPr>
+        <w:rPr>
+          <w:rFonts w:hint="default"/>
+        </w:rPr>
+      </w:pPr>
+      <w:r>
+        <w:rPr>
+          <w:rFonts w:hint="default"/>
+        </w:rPr>
+        <w:t>В рассмотренном диапазоне увеличение числа потоков с двух до четырёх продолжало снижать время выполнения, однако выигрыш становился менее выраженным. Полученные результаты относятся к конкретной аппаратной и программной среде и могут отличаться при запуске на других системах.</w:t>
+      </w:r>
+    </w:p>
+    <w:p>
+      <w:r>
+        <w:rPr>
+          <w:rFonts w:hint="default"/>
+        </w:rPr>
+        <w:t>В ходе эксперимента было установлено, что многопоточная реализация позволяет ускорить генерацию точек множества Мандельброта. Среди проверенных конфигураций наиболее эффективной оказалась версия с четырьмя потоками.</w:t>
       </w:r>
     </w:p>
     <w:p>
@@ -954,8 +1127,52 @@
       </w:r>
     </w:p>
     <w:p>
+      <w:pPr>
+        <w:rPr>
+          <w:rFonts w:hint="default"/>
+        </w:rPr>
+      </w:pPr>
       <w:r>
-        <w:t>Случайный поиск не гарантирует одинаковые координаты между запусками при изменении числа потоков, хотя число найденных точек фиксировано. Равномерная выборка из прямоугольника даёт распределение точек, равномерное по площади кандидатов, а не равномерное по геометрической структуре границы множества. Время зависит от сложности траекторий и доли отвергнутых кандидатов. Программа рассчитана на POSIX-подобную систему, так как timer.h использует sys/time.h.</w:t>
+        <w:rPr>
+          <w:rFonts w:hint="default"/>
+        </w:rPr>
+        <w:t>Случайный поиск не гарантирует совпадения координат найденных точек между запусками программы, в том числе при изменении числа потоков. При этом количество найденных точек задаётся параметром npoints, однако число проверяемых кандидатов может различаться.</w:t>
+      </w:r>
+    </w:p>
+    <w:p>
+      <w:pPr>
+        <w:rPr>
+          <w:rFonts w:hint="default"/>
+        </w:rPr>
+      </w:pPr>
+      <w:r>
+        <w:rPr>
+          <w:rFonts w:hint="default"/>
+        </w:rPr>
+        <w:t>Равномерная случайная выборка из заданного прямоугольника обеспечивает равномерное распределение кандидатов по его площади, но не гарантирует равномерного распределения найденных точек по геометрической структуре множества Мандельброта.</w:t>
+      </w:r>
+    </w:p>
+    <w:p>
+      <w:pPr>
+        <w:rPr>
+          <w:rFonts w:hint="default"/>
+        </w:rPr>
+      </w:pPr>
+      <w:r>
+        <w:rPr>
+          <w:rFonts w:hint="default"/>
+        </w:rPr>
+        <w:t>Время выполнения зависит от количества проверяемых кандидатов, числа итераций, необходимых для проверки принадлежности каждой точки множеству, а также от накладных расходов на создание потоков и синхронизацию общего счётчика.</w:t>
+      </w:r>
+      <w:bookmarkStart w:id="0" w:name="_GoBack"/>
+      <w:bookmarkEnd w:id="0"/>
+    </w:p>
+    <w:p>
+      <w:r>
+        <w:rPr>
+          <w:rFonts w:hint="default"/>
+        </w:rPr>
+        <w:t>Программа ориентирована на POSIX-совместимые системы, поскольку использует POSIX Threads (pthreads). Кроме того, применяемый файл timer.h использует заголовок sys/time.h, что ограничивает переносимость программы в среды, не поддерживающие этот интерфейс без дополнительных изменений.</w:t>
       </w:r>
     </w:p>
     <w:p>
@@ -1196,7 +1413,7 @@
   <w:docDefaults>
     <w:rPrDefault>
       <w:rPr>
-        <w:rFonts w:asciiTheme="minorHAnsi" w:hAnsiTheme="minorHAnsi" w:eastAsiaTheme="minorEastAsia" w:cstheme="minorBidi"/>
+        <w:rFonts w:ascii="Times New Roman" w:hAnsi="Times New Roman" w:eastAsia="SimSun" w:cs="Times New Roman"/>
       </w:rPr>
     </w:rPrDefault>
     <w:pPrDefault/>
